--- a/education/en/04_Case_Library.docx
+++ b/education/en/04_Case_Library.docx
@@ -300,22 +300,21 @@
         <w:jc w:val="start"/>
       </w:tblPr>
       <w:tblGrid>
-        <w:gridCol w:w="1250"/>
-        <w:gridCol w:w="962"/>
-        <w:gridCol w:w="1699"/>
-        <w:gridCol w:w="1241"/>
-        <w:gridCol w:w="882"/>
-        <w:gridCol w:w="1460"/>
-        <w:gridCol w:w="2103"/>
+        <w:gridCol w:w="427"/>
+        <w:gridCol w:w="969"/>
+        <w:gridCol w:w="2410"/>
+        <w:gridCol w:w="1515"/>
+        <w:gridCol w:w="866"/>
+        <w:gridCol w:w="498"/>
+        <w:gridCol w:w="2915"/>
       </w:tblGrid>
       <w:tr>
         <w:trPr>
           <w:tblHeader w:val="true"/>
-          <w:tblHeader/>
         </w:trPr>
         <w:tc>
           <w:tcPr>
-            <w:tcW w:w="1250" w:type="dxa"/>
+            <w:tcW w:type="dxa" w:w="427"/>
             <w:shd w:val="clear" w:color="auto" w:fill="123A5C"/>
           </w:tcPr>
           <w:p>
@@ -335,7 +334,7 @@
         </w:tc>
         <w:tc>
           <w:tcPr>
-            <w:tcW w:w="962" w:type="dxa"/>
+            <w:tcW w:type="dxa" w:w="969"/>
             <w:shd w:val="clear" w:color="auto" w:fill="123A5C"/>
           </w:tcPr>
           <w:p>
@@ -355,7 +354,7 @@
         </w:tc>
         <w:tc>
           <w:tcPr>
-            <w:tcW w:w="1699" w:type="dxa"/>
+            <w:tcW w:type="dxa" w:w="2410"/>
             <w:shd w:val="clear" w:color="auto" w:fill="123A5C"/>
           </w:tcPr>
           <w:p>
@@ -375,7 +374,7 @@
         </w:tc>
         <w:tc>
           <w:tcPr>
-            <w:tcW w:w="1241" w:type="dxa"/>
+            <w:tcW w:type="dxa" w:w="1515"/>
             <w:shd w:val="clear" w:color="auto" w:fill="123A5C"/>
           </w:tcPr>
           <w:p>
@@ -395,7 +394,7 @@
         </w:tc>
         <w:tc>
           <w:tcPr>
-            <w:tcW w:w="882" w:type="dxa"/>
+            <w:tcW w:type="dxa" w:w="866"/>
             <w:shd w:val="clear" w:color="auto" w:fill="123A5C"/>
           </w:tcPr>
           <w:p>
@@ -415,7 +414,7 @@
         </w:tc>
         <w:tc>
           <w:tcPr>
-            <w:tcW w:w="1460" w:type="dxa"/>
+            <w:tcW w:type="dxa" w:w="498"/>
             <w:shd w:val="clear" w:color="auto" w:fill="123A5C"/>
           </w:tcPr>
           <w:p>
@@ -435,7 +434,7 @@
         </w:tc>
         <w:tc>
           <w:tcPr>
-            <w:tcW w:w="2103" w:type="dxa"/>
+            <w:tcW w:type="dxa" w:w="2915"/>
             <w:shd w:val="clear" w:color="auto" w:fill="123A5C"/>
           </w:tcPr>
           <w:p>
@@ -457,7 +456,7 @@
       <w:tr>
         <w:tc>
           <w:tcPr>
-            <w:tcW w:w="1250" w:type="dxa"/>
+            <w:tcW w:type="dxa" w:w="427"/>
           </w:tcPr>
           <w:p>
             <w:pPr>
@@ -476,7 +475,7 @@
         </w:tc>
         <w:tc>
           <w:tcPr>
-            <w:tcW w:w="962" w:type="dxa"/>
+            <w:tcW w:type="dxa" w:w="969"/>
           </w:tcPr>
           <w:p>
             <w:pPr>
@@ -491,7 +490,7 @@
         </w:tc>
         <w:tc>
           <w:tcPr>
-            <w:tcW w:w="1699" w:type="dxa"/>
+            <w:tcW w:type="dxa" w:w="2410"/>
           </w:tcPr>
           <w:p>
             <w:pPr>
@@ -506,7 +505,7 @@
         </w:tc>
         <w:tc>
           <w:tcPr>
-            <w:tcW w:w="1241" w:type="dxa"/>
+            <w:tcW w:type="dxa" w:w="1515"/>
           </w:tcPr>
           <w:p>
             <w:pPr>
@@ -521,7 +520,7 @@
         </w:tc>
         <w:tc>
           <w:tcPr>
-            <w:tcW w:w="882" w:type="dxa"/>
+            <w:tcW w:type="dxa" w:w="866"/>
           </w:tcPr>
           <w:p>
             <w:pPr>
@@ -536,7 +535,7 @@
         </w:tc>
         <w:tc>
           <w:tcPr>
-            <w:tcW w:w="1460" w:type="dxa"/>
+            <w:tcW w:type="dxa" w:w="498"/>
           </w:tcPr>
           <w:p>
             <w:pPr>
@@ -551,7 +550,7 @@
         </w:tc>
         <w:tc>
           <w:tcPr>
-            <w:tcW w:w="2103" w:type="dxa"/>
+            <w:tcW w:type="dxa" w:w="2915"/>
           </w:tcPr>
           <w:p>
             <w:pPr>
@@ -568,7 +567,7 @@
       <w:tr>
         <w:tc>
           <w:tcPr>
-            <w:tcW w:w="1250" w:type="dxa"/>
+            <w:tcW w:type="dxa" w:w="427"/>
           </w:tcPr>
           <w:p>
             <w:pPr>
@@ -587,7 +586,7 @@
         </w:tc>
         <w:tc>
           <w:tcPr>
-            <w:tcW w:w="962" w:type="dxa"/>
+            <w:tcW w:type="dxa" w:w="969"/>
           </w:tcPr>
           <w:p>
             <w:pPr>
@@ -602,7 +601,7 @@
         </w:tc>
         <w:tc>
           <w:tcPr>
-            <w:tcW w:w="1699" w:type="dxa"/>
+            <w:tcW w:type="dxa" w:w="2410"/>
           </w:tcPr>
           <w:p>
             <w:pPr>
@@ -617,7 +616,7 @@
         </w:tc>
         <w:tc>
           <w:tcPr>
-            <w:tcW w:w="1241" w:type="dxa"/>
+            <w:tcW w:type="dxa" w:w="1515"/>
           </w:tcPr>
           <w:p>
             <w:pPr>
@@ -632,7 +631,7 @@
         </w:tc>
         <w:tc>
           <w:tcPr>
-            <w:tcW w:w="882" w:type="dxa"/>
+            <w:tcW w:type="dxa" w:w="866"/>
           </w:tcPr>
           <w:p>
             <w:pPr>
@@ -647,7 +646,7 @@
         </w:tc>
         <w:tc>
           <w:tcPr>
-            <w:tcW w:w="1460" w:type="dxa"/>
+            <w:tcW w:type="dxa" w:w="498"/>
           </w:tcPr>
           <w:p>
             <w:pPr>
@@ -662,7 +661,7 @@
         </w:tc>
         <w:tc>
           <w:tcPr>
-            <w:tcW w:w="2103" w:type="dxa"/>
+            <w:tcW w:type="dxa" w:w="2915"/>
           </w:tcPr>
           <w:p>
             <w:pPr>
@@ -689,7 +688,7 @@
       <w:tr>
         <w:tc>
           <w:tcPr>
-            <w:tcW w:w="1250" w:type="dxa"/>
+            <w:tcW w:type="dxa" w:w="427"/>
           </w:tcPr>
           <w:p>
             <w:pPr>
@@ -708,7 +707,7 @@
         </w:tc>
         <w:tc>
           <w:tcPr>
-            <w:tcW w:w="962" w:type="dxa"/>
+            <w:tcW w:type="dxa" w:w="969"/>
           </w:tcPr>
           <w:p>
             <w:pPr>
@@ -723,7 +722,7 @@
         </w:tc>
         <w:tc>
           <w:tcPr>
-            <w:tcW w:w="1699" w:type="dxa"/>
+            <w:tcW w:type="dxa" w:w="2410"/>
           </w:tcPr>
           <w:p>
             <w:pPr>
@@ -738,7 +737,7 @@
         </w:tc>
         <w:tc>
           <w:tcPr>
-            <w:tcW w:w="1241" w:type="dxa"/>
+            <w:tcW w:type="dxa" w:w="1515"/>
           </w:tcPr>
           <w:p>
             <w:pPr>
@@ -753,7 +752,7 @@
         </w:tc>
         <w:tc>
           <w:tcPr>
-            <w:tcW w:w="882" w:type="dxa"/>
+            <w:tcW w:type="dxa" w:w="866"/>
           </w:tcPr>
           <w:p>
             <w:pPr>
@@ -768,7 +767,7 @@
         </w:tc>
         <w:tc>
           <w:tcPr>
-            <w:tcW w:w="1460" w:type="dxa"/>
+            <w:tcW w:type="dxa" w:w="498"/>
           </w:tcPr>
           <w:p>
             <w:pPr>
@@ -783,7 +782,7 @@
         </w:tc>
         <w:tc>
           <w:tcPr>
-            <w:tcW w:w="2103" w:type="dxa"/>
+            <w:tcW w:type="dxa" w:w="2915"/>
           </w:tcPr>
           <w:p>
             <w:pPr>
@@ -800,7 +799,7 @@
       <w:tr>
         <w:tc>
           <w:tcPr>
-            <w:tcW w:w="1250" w:type="dxa"/>
+            <w:tcW w:type="dxa" w:w="427"/>
           </w:tcPr>
           <w:p>
             <w:pPr>
@@ -819,7 +818,7 @@
         </w:tc>
         <w:tc>
           <w:tcPr>
-            <w:tcW w:w="962" w:type="dxa"/>
+            <w:tcW w:type="dxa" w:w="969"/>
           </w:tcPr>
           <w:p>
             <w:pPr>
@@ -834,7 +833,7 @@
         </w:tc>
         <w:tc>
           <w:tcPr>
-            <w:tcW w:w="1699" w:type="dxa"/>
+            <w:tcW w:type="dxa" w:w="2410"/>
           </w:tcPr>
           <w:p>
             <w:pPr>
@@ -849,7 +848,7 @@
         </w:tc>
         <w:tc>
           <w:tcPr>
-            <w:tcW w:w="1241" w:type="dxa"/>
+            <w:tcW w:type="dxa" w:w="1515"/>
           </w:tcPr>
           <w:p>
             <w:pPr>
@@ -864,7 +863,7 @@
         </w:tc>
         <w:tc>
           <w:tcPr>
-            <w:tcW w:w="882" w:type="dxa"/>
+            <w:tcW w:type="dxa" w:w="866"/>
           </w:tcPr>
           <w:p>
             <w:pPr>
@@ -879,7 +878,7 @@
         </w:tc>
         <w:tc>
           <w:tcPr>
-            <w:tcW w:w="1460" w:type="dxa"/>
+            <w:tcW w:type="dxa" w:w="498"/>
           </w:tcPr>
           <w:p>
             <w:pPr>
@@ -894,7 +893,7 @@
         </w:tc>
         <w:tc>
           <w:tcPr>
-            <w:tcW w:w="2103" w:type="dxa"/>
+            <w:tcW w:type="dxa" w:w="2915"/>
           </w:tcPr>
           <w:p>
             <w:pPr>
@@ -911,7 +910,7 @@
       <w:tr>
         <w:tc>
           <w:tcPr>
-            <w:tcW w:w="1250" w:type="dxa"/>
+            <w:tcW w:type="dxa" w:w="427"/>
           </w:tcPr>
           <w:p>
             <w:pPr>
@@ -930,7 +929,7 @@
         </w:tc>
         <w:tc>
           <w:tcPr>
-            <w:tcW w:w="962" w:type="dxa"/>
+            <w:tcW w:type="dxa" w:w="969"/>
           </w:tcPr>
           <w:p>
             <w:pPr>
@@ -945,7 +944,7 @@
         </w:tc>
         <w:tc>
           <w:tcPr>
-            <w:tcW w:w="1699" w:type="dxa"/>
+            <w:tcW w:type="dxa" w:w="2410"/>
           </w:tcPr>
           <w:p>
             <w:pPr>
@@ -960,7 +959,7 @@
         </w:tc>
         <w:tc>
           <w:tcPr>
-            <w:tcW w:w="1241" w:type="dxa"/>
+            <w:tcW w:type="dxa" w:w="1515"/>
           </w:tcPr>
           <w:p>
             <w:pPr>
@@ -975,7 +974,7 @@
         </w:tc>
         <w:tc>
           <w:tcPr>
-            <w:tcW w:w="882" w:type="dxa"/>
+            <w:tcW w:type="dxa" w:w="866"/>
           </w:tcPr>
           <w:p>
             <w:pPr>
@@ -990,7 +989,7 @@
         </w:tc>
         <w:tc>
           <w:tcPr>
-            <w:tcW w:w="1460" w:type="dxa"/>
+            <w:tcW w:type="dxa" w:w="498"/>
           </w:tcPr>
           <w:p>
             <w:pPr>
@@ -1005,7 +1004,7 @@
         </w:tc>
         <w:tc>
           <w:tcPr>
-            <w:tcW w:w="2103" w:type="dxa"/>
+            <w:tcW w:type="dxa" w:w="2915"/>
           </w:tcPr>
           <w:p>
             <w:pPr>
@@ -1588,7 +1587,7 @@
         <w:t xml:space="preserve"> </w:t>
       </w:r>
       <w:r>
-        <w:t xml:space="preserve">Containment decisions with clinical consequences; whether tolerance should differ between administrative and care systems; prioritizing with a two-person team. The published CRG assessment (30 scenarios; 84,491 estimated and 41,104 residual) and the desktop application’s MediBec simulation pack (three weeks of SOC activity) make it the natural lab case.</w:t>
+        <w:t xml:space="preserve">Containment decisions with clinical consequences; whether tolerance should differ between administrative and care systems; prioritizing with a two-person team. The published CRG assessment (30 scenarios; 84,305 estimated and 41,023 residual) and the desktop application’s MediBec simulation pack (three weeks of SOC activity) make it the natural lab case.</w:t>
       </w:r>
     </w:p>
     <w:bookmarkEnd w:id="24"/>
@@ -1744,7 +1743,7 @@
         <w:t xml:space="preserve"> </w:t>
       </w:r>
       <w:r>
-        <w:t xml:space="preserve">Built for the A1 assignment with the CRG workbook; payment security; budgeting against the 4%–12% guideline; a sensitive framing about identity-based targeting that instructors may want to introduce in class.</w:t>
+        <w:t xml:space="preserve">Built for the A1 assignment with the CRG workbook; payment security; budgeting against the appetite-consistent target (7.8% of the IT budget at the case’s appetite of 0.5); a sensitive framing about identity-based targeting that instructors may want to introduce in class.</w:t>
       </w:r>
     </w:p>
     <w:bookmarkEnd w:id="25"/>
@@ -2087,7 +2086,7 @@
     </w:p>
     <w:bookmarkEnd w:id="29"/>
     <w:sectPr>
-      <w:footerReference w:type="default" r:id="rId9"/>
+      <w:footerReference r:id="rId9" w:type="default"/>
       <w:pgMar w:bottom="1134" w:left="1247" w:right="1247" w:top="1134"/>
     </w:sectPr>
   </w:body>
@@ -2958,7 +2957,7 @@
       <w:color w:themeColor="accent1" w:themeShade="BF" w:val="365F91"/>
     </w:rPr>
   </w:style>
-  <w:style w:type="paragraph" w:customStyle="1" w:styleId="SourceCode">
+  <w:style w:customStyle="1" w:styleId="SourceCode" w:type="paragraph">
     <w:name w:val="Source Code"/>
     <w:basedOn w:val="Normal"/>
     <w:link w:val="VerbatimChar"/>
@@ -2966,7 +2965,7 @@
       <w:wordWrap w:val="off"/>
     </w:pPr>
   </w:style>
-  <w:style w:type="character" w:customStyle="1" w:styleId="KeywordTok">
+  <w:style w:customStyle="1" w:styleId="KeywordTok" w:type="character">
     <w:name w:val="KeywordTok"/>
     <w:basedOn w:val="VerbatimChar"/>
     <w:rPr>
@@ -2974,77 +2973,77 @@
       <w:b/>
     </w:rPr>
   </w:style>
-  <w:style w:type="character" w:customStyle="1" w:styleId="DataTypeTok">
+  <w:style w:customStyle="1" w:styleId="DataTypeTok" w:type="character">
     <w:name w:val="DataTypeTok"/>
     <w:basedOn w:val="VerbatimChar"/>
     <w:rPr>
       <w:color w:val="902000"/>
     </w:rPr>
   </w:style>
-  <w:style w:type="character" w:customStyle="1" w:styleId="DecValTok">
+  <w:style w:customStyle="1" w:styleId="DecValTok" w:type="character">
     <w:name w:val="DecValTok"/>
     <w:basedOn w:val="VerbatimChar"/>
     <w:rPr>
       <w:color w:val="40a070"/>
     </w:rPr>
   </w:style>
-  <w:style w:type="character" w:customStyle="1" w:styleId="BaseNTok">
+  <w:style w:customStyle="1" w:styleId="BaseNTok" w:type="character">
     <w:name w:val="BaseNTok"/>
     <w:basedOn w:val="VerbatimChar"/>
     <w:rPr>
       <w:color w:val="40a070"/>
     </w:rPr>
   </w:style>
-  <w:style w:type="character" w:customStyle="1" w:styleId="FloatTok">
+  <w:style w:customStyle="1" w:styleId="FloatTok" w:type="character">
     <w:name w:val="FloatTok"/>
     <w:basedOn w:val="VerbatimChar"/>
     <w:rPr>
       <w:color w:val="40a070"/>
     </w:rPr>
   </w:style>
-  <w:style w:type="character" w:customStyle="1" w:styleId="ConstantTok">
+  <w:style w:customStyle="1" w:styleId="ConstantTok" w:type="character">
     <w:name w:val="ConstantTok"/>
     <w:basedOn w:val="VerbatimChar"/>
     <w:rPr>
       <w:color w:val="880000"/>
     </w:rPr>
   </w:style>
-  <w:style w:type="character" w:customStyle="1" w:styleId="CharTok">
+  <w:style w:customStyle="1" w:styleId="CharTok" w:type="character">
     <w:name w:val="CharTok"/>
     <w:basedOn w:val="VerbatimChar"/>
     <w:rPr>
       <w:color w:val="4070a0"/>
     </w:rPr>
   </w:style>
-  <w:style w:type="character" w:customStyle="1" w:styleId="SpecialCharTok">
+  <w:style w:customStyle="1" w:styleId="SpecialCharTok" w:type="character">
     <w:name w:val="SpecialCharTok"/>
     <w:basedOn w:val="VerbatimChar"/>
     <w:rPr>
       <w:color w:val="4070a0"/>
     </w:rPr>
   </w:style>
-  <w:style w:type="character" w:customStyle="1" w:styleId="StringTok">
+  <w:style w:customStyle="1" w:styleId="StringTok" w:type="character">
     <w:name w:val="StringTok"/>
     <w:basedOn w:val="VerbatimChar"/>
     <w:rPr>
       <w:color w:val="4070a0"/>
     </w:rPr>
   </w:style>
-  <w:style w:type="character" w:customStyle="1" w:styleId="VerbatimStringTok">
+  <w:style w:customStyle="1" w:styleId="VerbatimStringTok" w:type="character">
     <w:name w:val="VerbatimStringTok"/>
     <w:basedOn w:val="VerbatimChar"/>
     <w:rPr>
       <w:color w:val="4070a0"/>
     </w:rPr>
   </w:style>
-  <w:style w:type="character" w:customStyle="1" w:styleId="SpecialStringTok">
+  <w:style w:customStyle="1" w:styleId="SpecialStringTok" w:type="character">
     <w:name w:val="SpecialStringTok"/>
     <w:basedOn w:val="VerbatimChar"/>
     <w:rPr>
       <w:color w:val="bb6688"/>
     </w:rPr>
   </w:style>
-  <w:style w:type="character" w:customStyle="1" w:styleId="ImportTok">
+  <w:style w:customStyle="1" w:styleId="ImportTok" w:type="character">
     <w:name w:val="ImportTok"/>
     <w:basedOn w:val="VerbatimChar"/>
     <w:rPr>
@@ -3052,7 +3051,7 @@
       <w:b/>
     </w:rPr>
   </w:style>
-  <w:style w:type="character" w:customStyle="1" w:styleId="CommentTok">
+  <w:style w:customStyle="1" w:styleId="CommentTok" w:type="character">
     <w:name w:val="CommentTok"/>
     <w:basedOn w:val="VerbatimChar"/>
     <w:rPr>
@@ -3060,7 +3059,7 @@
       <w:i/>
     </w:rPr>
   </w:style>
-  <w:style w:type="character" w:customStyle="1" w:styleId="DocumentationTok">
+  <w:style w:customStyle="1" w:styleId="DocumentationTok" w:type="character">
     <w:name w:val="DocumentationTok"/>
     <w:basedOn w:val="VerbatimChar"/>
     <w:rPr>
@@ -3068,7 +3067,7 @@
       <w:i/>
     </w:rPr>
   </w:style>
-  <w:style w:type="character" w:customStyle="1" w:styleId="AnnotationTok">
+  <w:style w:customStyle="1" w:styleId="AnnotationTok" w:type="character">
     <w:name w:val="AnnotationTok"/>
     <w:basedOn w:val="VerbatimChar"/>
     <w:rPr>
@@ -3077,7 +3076,7 @@
       <w:i/>
     </w:rPr>
   </w:style>
-  <w:style w:type="character" w:customStyle="1" w:styleId="CommentVarTok">
+  <w:style w:customStyle="1" w:styleId="CommentVarTok" w:type="character">
     <w:name w:val="CommentVarTok"/>
     <w:basedOn w:val="VerbatimChar"/>
     <w:rPr>
@@ -3086,28 +3085,28 @@
       <w:i/>
     </w:rPr>
   </w:style>
-  <w:style w:type="character" w:customStyle="1" w:styleId="OtherTok">
+  <w:style w:customStyle="1" w:styleId="OtherTok" w:type="character">
     <w:name w:val="OtherTok"/>
     <w:basedOn w:val="VerbatimChar"/>
     <w:rPr>
       <w:color w:val="007020"/>
     </w:rPr>
   </w:style>
-  <w:style w:type="character" w:customStyle="1" w:styleId="FunctionTok">
+  <w:style w:customStyle="1" w:styleId="FunctionTok" w:type="character">
     <w:name w:val="FunctionTok"/>
     <w:basedOn w:val="VerbatimChar"/>
     <w:rPr>
       <w:color w:val="06287e"/>
     </w:rPr>
   </w:style>
-  <w:style w:type="character" w:customStyle="1" w:styleId="VariableTok">
+  <w:style w:customStyle="1" w:styleId="VariableTok" w:type="character">
     <w:name w:val="VariableTok"/>
     <w:basedOn w:val="VerbatimChar"/>
     <w:rPr>
       <w:color w:val="19177c"/>
     </w:rPr>
   </w:style>
-  <w:style w:type="character" w:customStyle="1" w:styleId="ControlFlowTok">
+  <w:style w:customStyle="1" w:styleId="ControlFlowTok" w:type="character">
     <w:name w:val="ControlFlowTok"/>
     <w:basedOn w:val="VerbatimChar"/>
     <w:rPr>
@@ -3115,45 +3114,45 @@
       <w:b/>
     </w:rPr>
   </w:style>
-  <w:style w:type="character" w:customStyle="1" w:styleId="OperatorTok">
+  <w:style w:customStyle="1" w:styleId="OperatorTok" w:type="character">
     <w:name w:val="OperatorTok"/>
     <w:basedOn w:val="VerbatimChar"/>
     <w:rPr>
       <w:color w:val="666666"/>
     </w:rPr>
   </w:style>
-  <w:style w:type="character" w:customStyle="1" w:styleId="BuiltInTok">
+  <w:style w:customStyle="1" w:styleId="BuiltInTok" w:type="character">
     <w:name w:val="BuiltInTok"/>
     <w:basedOn w:val="VerbatimChar"/>
     <w:rPr>
       <w:color w:val="008000"/>
     </w:rPr>
   </w:style>
-  <w:style w:type="character" w:customStyle="1" w:styleId="ExtensionTok">
+  <w:style w:customStyle="1" w:styleId="ExtensionTok" w:type="character">
     <w:name w:val="ExtensionTok"/>
     <w:basedOn w:val="VerbatimChar"/>
     <w:rPr/>
   </w:style>
-  <w:style w:type="character" w:customStyle="1" w:styleId="PreprocessorTok">
+  <w:style w:customStyle="1" w:styleId="PreprocessorTok" w:type="character">
     <w:name w:val="PreprocessorTok"/>
     <w:basedOn w:val="VerbatimChar"/>
     <w:rPr>
       <w:color w:val="bc7a00"/>
     </w:rPr>
   </w:style>
-  <w:style w:type="character" w:customStyle="1" w:styleId="AttributeTok">
+  <w:style w:customStyle="1" w:styleId="AttributeTok" w:type="character">
     <w:name w:val="AttributeTok"/>
     <w:basedOn w:val="VerbatimChar"/>
     <w:rPr>
       <w:color w:val="7d9029"/>
     </w:rPr>
   </w:style>
-  <w:style w:type="character" w:customStyle="1" w:styleId="RegionMarkerTok">
+  <w:style w:customStyle="1" w:styleId="RegionMarkerTok" w:type="character">
     <w:name w:val="RegionMarkerTok"/>
     <w:basedOn w:val="VerbatimChar"/>
     <w:rPr/>
   </w:style>
-  <w:style w:type="character" w:customStyle="1" w:styleId="InformationTok">
+  <w:style w:customStyle="1" w:styleId="InformationTok" w:type="character">
     <w:name w:val="InformationTok"/>
     <w:basedOn w:val="VerbatimChar"/>
     <w:rPr>
@@ -3162,7 +3161,7 @@
       <w:i/>
     </w:rPr>
   </w:style>
-  <w:style w:type="character" w:customStyle="1" w:styleId="WarningTok">
+  <w:style w:customStyle="1" w:styleId="WarningTok" w:type="character">
     <w:name w:val="WarningTok"/>
     <w:basedOn w:val="VerbatimChar"/>
     <w:rPr>
@@ -3171,7 +3170,7 @@
       <w:i/>
     </w:rPr>
   </w:style>
-  <w:style w:type="character" w:customStyle="1" w:styleId="AlertTok">
+  <w:style w:customStyle="1" w:styleId="AlertTok" w:type="character">
     <w:name w:val="AlertTok"/>
     <w:basedOn w:val="VerbatimChar"/>
     <w:rPr>
@@ -3179,7 +3178,7 @@
       <w:b/>
     </w:rPr>
   </w:style>
-  <w:style w:type="character" w:customStyle="1" w:styleId="ErrorTok">
+  <w:style w:customStyle="1" w:styleId="ErrorTok" w:type="character">
     <w:name w:val="ErrorTok"/>
     <w:basedOn w:val="VerbatimChar"/>
     <w:rPr>
@@ -3187,7 +3186,7 @@
       <w:b/>
     </w:rPr>
   </w:style>
-  <w:style w:type="character" w:customStyle="1" w:styleId="NormalTok">
+  <w:style w:customStyle="1" w:styleId="NormalTok" w:type="character">
     <w:name w:val="NormalTok"/>
     <w:basedOn w:val="VerbatimChar"/>
     <w:rPr/>
